--- a/docs/PROJECT-HANDBOOK.docx
+++ b/docs/PROJECT-HANDBOOK.docx
@@ -18,7 +18,7 @@
         <w:t>RADAR for Autonomous Driving</w:t>
       </w:r>
       <w:r>
-        <w:t xml:space="preserve"> · Client: Adrian Boeing · Technical mentor: Fabian Last updated 4 September 2026</w:t>
+        <w:t xml:space="preserve"> · Client: Adrian Boeing · Technical mentor: Fabian Last updated 5 September 2026</w:t>
       </w:r>
     </w:p>
     <w:p>
@@ -115,6 +115,9 @@
     <w:p>
       <w:pPr>
         <w:pStyle w:val="ListNumber"/>
+        <w:numPr>
+          <w:numId w:val="10"/>
+        </w:numPr>
       </w:pPr>
       <w:r>
         <w:t>Understand the self-driving stack and how sensor types differ</w:t>
@@ -123,6 +126,9 @@
     <w:p>
       <w:pPr>
         <w:pStyle w:val="ListNumber"/>
+        <w:numPr>
+          <w:numId w:val="11"/>
+        </w:numPr>
       </w:pPr>
       <w:r>
         <w:t>Focus on trucks, and on 4D radar specifically — both very new</w:t>
@@ -131,14 +137,12 @@
     <w:p>
       <w:pPr>
         <w:pStyle w:val="ListNumber"/>
+        <w:numPr>
+          <w:numId w:val="12"/>
+        </w:numPr>
       </w:pPr>
       <w:r>
-        <w:t>Benchmark: detect something with LiDAR, versus camera, versus radar. How do they</w:t>
-      </w:r>
-    </w:p>
-    <w:p>
-      <w:r>
-        <w:t>differ, and what are the trade-offs?</w:t>
+        <w:t>Benchmark: detect something with LiDAR, versus camera, versus radar. How do they differ, and what are the trade-offs?</w:t>
       </w:r>
     </w:p>
     <w:p>
@@ -221,12 +225,7 @@
         <w:t>Perception</w:t>
       </w:r>
       <w:r>
-        <w:t xml:space="preserve"> — turning raw readings into "there is a tree 12 m ahead", or "this</w:t>
-      </w:r>
-    </w:p>
-    <w:p>
-      <w:r>
-        <w:t>ground is drivable"</w:t>
+        <w:t xml:space="preserve"> — turning raw readings into "there is a tree 12 m ahead", or "this ground is drivable"</w:t>
       </w:r>
     </w:p>
     <w:p>
@@ -271,6 +270,9 @@
     <w:p>
       <w:pPr>
         <w:pStyle w:val="ListNumber"/>
+        <w:numPr>
+          <w:numId w:val="13"/>
+        </w:numPr>
       </w:pPr>
       <w:r>
         <w:rPr>
@@ -285,6 +287,9 @@
     <w:p>
       <w:pPr>
         <w:pStyle w:val="ListNumber"/>
+        <w:numPr>
+          <w:numId w:val="14"/>
+        </w:numPr>
       </w:pPr>
       <w:r>
         <w:rPr>
@@ -299,6 +304,9 @@
     <w:p>
       <w:pPr>
         <w:pStyle w:val="ListNumber"/>
+        <w:numPr>
+          <w:numId w:val="15"/>
+        </w:numPr>
       </w:pPr>
       <w:r>
         <w:rPr>
@@ -1051,7 +1059,7 @@
     </w:p>
     <w:p>
       <w:r>
-        <w:t xml:space="preserve">TruckScenes is the </w:t>
+        <w:t xml:space="preserve">TruckScenes is the proposed </w:t>
       </w:r>
       <w:r>
         <w:rPr>
@@ -1060,25 +1068,25 @@
         <w:t>core modality comparison</w:t>
       </w:r>
       <w:r>
-        <w:t xml:space="preserve">, because it is the only dataset where radar and LiDAR see the same scenes with the same ground truth. TruckDrive is where the </w:t>
+        <w:t xml:space="preserve"> because its documented, pip-installable devkit makes a controlled experiment easier to start. Both TruckScenes and TruckDrive provide radar and LiDAR for shared scenes with common annotations. TruckDrive is the planned </w:t>
       </w:r>
       <w:r>
         <w:rPr>
           <w:b/>
         </w:rPr>
-        <w:t>interesting failure</w:t>
+        <w:t>long-range comparison</w:t>
       </w:r>
       <w:r>
-        <w:t xml:space="preserve"> happens — published results show 31–99% degradation past 150 m. GOOSE is the </w:t>
+        <w:t xml:space="preserve"> — published results show 31–99% degradation past 150 m. TruckScenes' stock evaluator stops at 75 or 150 m by class; using it beyond 150 m requires an approved custom protocol. GOOSE addresses the client's </w:t>
       </w:r>
       <w:r>
         <w:rPr>
           <w:b/>
         </w:rPr>
-        <w:t>client's actual interest</w:t>
+        <w:t>off-road terrain interest</w:t>
       </w:r>
       <w:r>
-        <w:t>, and the only one we can currently work on end to end.</w:t>
+        <w:t>; bounded inference works, but no complete model benchmark has been produced.</w:t>
       </w:r>
     </w:p>
     <w:p>
@@ -2364,16 +2372,16 @@
         <w:t>only CUDA machine on the team</w:t>
       </w:r>
       <w:r>
-        <w:t xml:space="preserve">, which is why model runs go to him. PTv3 runs there in FP32 at ~19 s/frame — a full 961-frame validation is about </w:t>
+        <w:t xml:space="preserve">, which is why model runs go to him. PTv3 completed two one-frame gates and 10 of 961 validation frames using a compatibility patch, FP32, FlashAttention disabled, patch sizes 64 and one test augmentation. The 18.94 s/frame loop-body mean over those ten frames extrapolates to </w:t>
       </w:r>
       <w:r>
         <w:rPr>
           <w:b/>
         </w:rPr>
-        <w:t>5 hours</w:t>
+        <w:t>about 5 hours</w:t>
       </w:r>
       <w:r>
-        <w:t xml:space="preserve"> of sustained GPU load.</w:t>
+        <w:t>, excluding data loading; full-split memory use and elapsed time remain unmeasured. Sustained local GPU work must not restart without Ricky's explicit approval.</w:t>
       </w:r>
     </w:p>
     <w:p>
@@ -3214,6 +3222,9 @@
     <w:p>
       <w:pPr>
         <w:pStyle w:val="ListNumber"/>
+        <w:numPr>
+          <w:numId w:val="16"/>
+        </w:numPr>
       </w:pPr>
       <w:r>
         <w:rPr>
@@ -3222,12 +3233,7 @@
         <w:t>If it isn't recorded, it didn't happen.</w:t>
       </w:r>
       <w:r>
-        <w:t xml:space="preserve"> Dataset facts go in a survey; experiment</w:t>
-      </w:r>
-    </w:p>
-    <w:p>
-      <w:r>
-        <w:t xml:space="preserve">attempts go in </w:t>
+        <w:t xml:space="preserve"> Dataset facts go in a survey; experiment attempts go in </w:t>
       </w:r>
       <w:r>
         <w:rPr>
@@ -3253,6 +3259,9 @@
     <w:p>
       <w:pPr>
         <w:pStyle w:val="ListNumber"/>
+        <w:numPr>
+          <w:numId w:val="17"/>
+        </w:numPr>
       </w:pPr>
       <w:r>
         <w:rPr>
@@ -3267,6 +3276,9 @@
     <w:p>
       <w:pPr>
         <w:pStyle w:val="ListNumber"/>
+        <w:numPr>
+          <w:numId w:val="18"/>
+        </w:numPr>
       </w:pPr>
       <w:r>
         <w:rPr>
@@ -3281,6 +3293,9 @@
     <w:p>
       <w:pPr>
         <w:pStyle w:val="ListNumber"/>
+        <w:numPr>
+          <w:numId w:val="19"/>
+        </w:numPr>
       </w:pPr>
       <w:r>
         <w:rPr>
@@ -3793,7 +3808,7 @@
         <w:pStyle w:val="Heading2"/>
       </w:pPr>
       <w:r>
-        <w:t>9. Current status — 4 September 2026</w:t>
+        <w:t>9. Current status — 5 September 2026</w:t>
       </w:r>
     </w:p>
     <w:tbl>
@@ -3854,7 +3869,7 @@
           <w:p>
             <w:r/>
             <w:r>
-              <w:t>Working end to end. Full split measured, traversability map built, client figure produced, PTv3 confirmed to run on a 6 GiB GPU</w:t>
+              <w:t>Full split characterised, traversability map and client figure produced; bounded PTv3 inference works on a 6 GiB GPU under the modified protocol above</w:t>
             </w:r>
           </w:p>
         </w:tc>
@@ -4021,12 +4036,7 @@
         <w:t>No complete benchmark number yet.</w:t>
       </w:r>
       <w:r>
-        <w:t xml:space="preserve"> The one model run is 1% of a split and recorded</w:t>
-      </w:r>
-    </w:p>
-    <w:p>
-      <w:r>
-        <w:t>as diagnostics, not metrics.</w:t>
+        <w:t xml:space="preserve"> The one model run is 1% of a split and recorded as diagnostics, not metrics.</w:t>
       </w:r>
     </w:p>
     <w:p>
@@ -4054,12 +4064,7 @@
         <w:t>Two acceptance tests need a human</w:t>
       </w:r>
       <w:r>
-        <w:t>, not an agent: someone outside the GOOSE pair</w:t>
-      </w:r>
-    </w:p>
-    <w:p>
-      <w:r>
-        <w:t>reading the client figure and the survey cold, and saying what they think they show.</w:t>
+        <w:t>, not an agent: someone outside the GOOSE pair reading the client figure and the survey cold, and saying what they think they show.</w:t>
       </w:r>
     </w:p>
     <w:sectPr>
@@ -4271,6 +4276,66 @@
   </w:num>
   <w:num w:numId="9">
     <w:abstractNumId w:val="0"/>
+  </w:num>
+  <w:num w:numId="10">
+    <w:abstractNumId w:val="7"/>
+    <w:lvlOverride w:ilvl="0">
+      <w:startOverride w:val="1"/>
+    </w:lvlOverride>
+  </w:num>
+  <w:num w:numId="11">
+    <w:abstractNumId w:val="7"/>
+    <w:lvlOverride w:ilvl="0">
+      <w:startOverride w:val="2"/>
+    </w:lvlOverride>
+  </w:num>
+  <w:num w:numId="12">
+    <w:abstractNumId w:val="7"/>
+    <w:lvlOverride w:ilvl="0">
+      <w:startOverride w:val="3"/>
+    </w:lvlOverride>
+  </w:num>
+  <w:num w:numId="13">
+    <w:abstractNumId w:val="7"/>
+    <w:lvlOverride w:ilvl="0">
+      <w:startOverride w:val="1"/>
+    </w:lvlOverride>
+  </w:num>
+  <w:num w:numId="14">
+    <w:abstractNumId w:val="7"/>
+    <w:lvlOverride w:ilvl="0">
+      <w:startOverride w:val="2"/>
+    </w:lvlOverride>
+  </w:num>
+  <w:num w:numId="15">
+    <w:abstractNumId w:val="7"/>
+    <w:lvlOverride w:ilvl="0">
+      <w:startOverride w:val="3"/>
+    </w:lvlOverride>
+  </w:num>
+  <w:num w:numId="16">
+    <w:abstractNumId w:val="7"/>
+    <w:lvlOverride w:ilvl="0">
+      <w:startOverride w:val="1"/>
+    </w:lvlOverride>
+  </w:num>
+  <w:num w:numId="17">
+    <w:abstractNumId w:val="7"/>
+    <w:lvlOverride w:ilvl="0">
+      <w:startOverride w:val="2"/>
+    </w:lvlOverride>
+  </w:num>
+  <w:num w:numId="18">
+    <w:abstractNumId w:val="7"/>
+    <w:lvlOverride w:ilvl="0">
+      <w:startOverride w:val="3"/>
+    </w:lvlOverride>
+  </w:num>
+  <w:num w:numId="19">
+    <w:abstractNumId w:val="7"/>
+    <w:lvlOverride w:ilvl="0">
+      <w:startOverride w:val="4"/>
+    </w:lvlOverride>
   </w:num>
 </w:numbering>
 </file>
